--- a/deliverables/VIDEO_6_Before_You_Take_An_Internal_Role_FINAL/Video_6_Six_Short_Form_Recording_Scripts.docx
+++ b/deliverables/VIDEO_6_Before_You_Take_An_Internal_Role_FINAL/Video_6_Six_Short_Form_Recording_Scripts.docx
@@ -63,7 +63,21 @@
           <w:color w:val="5A6B82"/>
           <w:sz w:val="21"/>
         </w:rPr>
-        <w:t>Separate vertical takes, recorded intentionally rather than clipped from the horizontal master. Each stands alone for somebody who has never seen the long-form video. Every claim and every boundary is already in the v2.0 Recording Master.</w:t>
+        <w:t>Separate vertical takes, recorded intentionally rather than clipped from the horizontal master. Each stands alone for somebody who has never seen the long-form video, so each paraphrases where a standalone viewer needs it. Nothing here says something the September 9 locked script denies.</w:t>
+      </w:r>
+    </w:p>
+    <w:p>
+      <w:pPr>
+        <w:spacing w:before="0" w:after="160"/>
+      </w:pPr>
+      <w:r>
+        <w:rPr>
+          <w:b w:val="0"/>
+          <w:i w:val="0"/>
+          <w:color w:val="112345"/>
+          <w:sz w:val="21"/>
+        </w:rPr>
+        <w:t>In this synchronization: COPY UPDATE 4,  REBUILD 2.  Only genuine contradictions and obsolete references were corrected.</w:t>
       </w:r>
     </w:p>
     <w:p>
@@ -82,7 +96,7 @@
           <w:color w:val="9B2C10"/>
           <w:sz w:val="21"/>
         </w:rPr>
-        <w:t>Record all six vertically, 9:16, as their own takes. These are additional to the long-form recording session and are not inside its time estimate. Budget roughly 35 to 50 extra minutes per video for six short takes plus resets.</w:t>
+        <w:t>Record all six vertically, 9:16, as their own takes. These are additional to the long-form recording session and are not inside its estimate. Budget roughly 35 to 50 extra minutes per video for six short takes plus resets.</w:t>
       </w:r>
     </w:p>
     <w:p>
@@ -114,7 +128,26 @@
           <w:color w:val="112345"/>
           <w:sz w:val="26"/>
         </w:rPr>
-        <w:t>SHORT 1  ·  New Title, Same Work?</w:t>
+        <w:t>SHORT 1  ·  A Year From Now</w:t>
+      </w:r>
+    </w:p>
+    <w:p>
+      <w:pPr>
+        <w:spacing w:after="80"/>
+      </w:pPr>
+      <w:r>
+        <w:rPr>
+          <w:b/>
+          <w:color w:val="8A6D1E"/>
+          <w:sz w:val="20"/>
+        </w:rPr>
+        <w:t xml:space="preserve">Status in this synchronization  </w:t>
+      </w:r>
+      <w:r>
+        <w:rPr>
+          <w:sz w:val="21"/>
+        </w:rPr>
+        <w:t>REBUILD</w:t>
       </w:r>
     </w:p>
     <w:p>
@@ -220,7 +253,7 @@
           <w:color w:val="112345"/>
           <w:sz w:val="24"/>
         </w:rPr>
-        <w:t>An internal move can look safe because the logo does not change.</w:t>
+        <w:t>You are offered an internal role. Same company. Better title. Maybe more money.</w:t>
       </w:r>
     </w:p>
     <w:p>
@@ -249,7 +282,7 @@
           <w:i w:val="0"/>
           <w:sz w:val="24"/>
         </w:rPr>
-        <w:t>An internal move can look safe because the logo does not change.</w:t>
+        <w:t>You are offered an internal role. Same company. Better title. Maybe more money.</w:t>
       </w:r>
     </w:p>
     <w:p>
@@ -262,7 +295,7 @@
           <w:i w:val="0"/>
           <w:sz w:val="24"/>
         </w:rPr>
-        <w:t>That is exactly why it can fool you.</w:t>
+        <w:t>It feels like progress because something is changing.</w:t>
       </w:r>
     </w:p>
     <w:p>
@@ -275,7 +308,7 @@
           <w:i w:val="0"/>
           <w:sz w:val="24"/>
         </w:rPr>
-        <w:t>Same company. Same systems. Maybe a better title.</w:t>
+        <w:t>But before I said yes, I would want one question answered.</w:t>
       </w:r>
     </w:p>
     <w:p>
@@ -288,7 +321,7 @@
           <w:i w:val="0"/>
           <w:sz w:val="24"/>
         </w:rPr>
-        <w:t>So the question is not simply, am I leaving. The better question is, will this work build something new in me?</w:t>
+        <w:t>A year from now, what will I be able to do, decide, or prove that I cannot do today?</w:t>
       </w:r>
     </w:p>
     <w:p>
@@ -301,7 +334,7 @@
           <w:i w:val="0"/>
           <w:sz w:val="24"/>
         </w:rPr>
-        <w:t>You can get a new title, a new manager, and a new team, and still do almost exactly the same class of work. The nouns change. The problems, the tools and the expectations do not.</w:t>
+        <w:t>Because an internal move can change your title without changing your career.</w:t>
       </w:r>
     </w:p>
     <w:p>
@@ -314,7 +347,7 @@
           <w:i w:val="0"/>
           <w:sz w:val="24"/>
         </w:rPr>
-        <w:t>That move may still be worth taking for pay, flexibility, stability or manager fit. Those are real reasons.</w:t>
+        <w:t>You can get a new title, a new manager, and a new team, and still do almost exactly the same class of work.</w:t>
       </w:r>
     </w:p>
     <w:p>
@@ -327,7 +360,20 @@
           <w:i w:val="0"/>
           <w:sz w:val="24"/>
         </w:rPr>
-        <w:t>Just do not call it career growth automatically. Test the work, not the label.</w:t>
+        <w:t>That move may still be right for pay, flexibility, stability, or manager fit. Those are legitimate reasons.</w:t>
+      </w:r>
+    </w:p>
+    <w:p>
+      <w:pPr>
+        <w:spacing w:before="0" w:after="180"/>
+      </w:pPr>
+      <w:r>
+        <w:rPr>
+          <w:b w:val="0"/>
+          <w:i w:val="0"/>
+          <w:sz w:val="24"/>
+        </w:rPr>
+        <w:t>Just do not call it growth automatically. Test the work, not the label.</w:t>
       </w:r>
     </w:p>
     <w:p>
@@ -387,7 +433,7 @@
           <w:color w:val="5A6B82"/>
           <w:sz w:val="21"/>
         </w:rPr>
-        <w:t>Open tight on camera. Bring up NEW TITLE, SAME WORK? full screen, very large, camera hidden, on that exact line. Back to her for the rest. One designed callout on test the work, not the label.</w:t>
+        <w:t>Open on camera. Full-screen NEW TITLE, SAME WORK? on the hook, camera hidden. Full-screen one-year question on that line. Back to her for the close.</w:t>
       </w:r>
     </w:p>
     <w:p>
@@ -417,7 +463,7 @@
           <w:color w:val="5A6B82"/>
           <w:sz w:val="21"/>
         </w:rPr>
-        <w:t>One soft whoosh as the full-screen line lands.</w:t>
+        <w:t>One soft whoosh on the thumbnail line, one restrained accent on the one-year question.</w:t>
       </w:r>
     </w:p>
     <w:p>
@@ -438,7 +484,7 @@
     </w:p>
     <w:p>
       <w:pPr>
-        <w:spacing w:before="0" w:after="160"/>
+        <w:spacing w:before="0" w:after="80"/>
       </w:pPr>
       <w:r>
         <w:rPr>
@@ -447,7 +493,21 @@
           <w:color w:val="5A6B82"/>
           <w:sz w:val="20"/>
         </w:rPr>
-        <w:t>New for v2.0. Carries the new hook and the new thumbnail line, neither of which existed in the v1.0 Shorts.</w:t>
+        <w:t>Rebuilt for the September 9 lock. Carries the script's new opening and its one-year question.</w:t>
+      </w:r>
+    </w:p>
+    <w:p>
+      <w:pPr>
+        <w:spacing w:before="0" w:after="160"/>
+      </w:pPr>
+      <w:r>
+        <w:rPr>
+          <w:b w:val="0"/>
+          <w:i w:val="0"/>
+          <w:color w:val="5A6B82"/>
+          <w:sz w:val="20"/>
+        </w:rPr>
+        <w:t>Why this status: Obsolete premise. The entire Short was built on "an internal move can look safe because the logo does not change," which the locked script removed. The script now opens on the offer itself and the one-year question.</w:t>
       </w:r>
     </w:p>
     <w:p>
@@ -464,6 +524,25 @@
           <w:sz w:val="26"/>
         </w:rPr>
         <w:t>SHORT 2  ·  Three Questions Before an Internal Role</w:t>
+      </w:r>
+    </w:p>
+    <w:p>
+      <w:pPr>
+        <w:spacing w:after="80"/>
+      </w:pPr>
+      <w:r>
+        <w:rPr>
+          <w:b/>
+          <w:color w:val="8A6D1E"/>
+          <w:sz w:val="20"/>
+        </w:rPr>
+        <w:t xml:space="preserve">Status in this synchronization  </w:t>
+      </w:r>
+      <w:r>
+        <w:rPr>
+          <w:sz w:val="21"/>
+        </w:rPr>
+        <w:t>COPY UPDATE</w:t>
       </w:r>
     </w:p>
     <w:p>
@@ -569,7 +648,7 @@
           <w:color w:val="112345"/>
           <w:sz w:val="24"/>
         </w:rPr>
-        <w:t>Before you take an internal role, ask three questions.</w:t>
+        <w:t>Before you take an internal role, test three things.</w:t>
       </w:r>
     </w:p>
     <w:p>
@@ -598,7 +677,7 @@
           <w:i w:val="0"/>
           <w:sz w:val="24"/>
         </w:rPr>
-        <w:t>Before you take an internal role, ask three questions.</w:t>
+        <w:t>Before you take an internal role, test three things.</w:t>
       </w:r>
     </w:p>
     <w:p>
@@ -624,7 +703,7 @@
           <w:i w:val="0"/>
           <w:sz w:val="24"/>
         </w:rPr>
-        <w:t>A new title with the same problems, the same decisions, and nothing new you can prove may be movement without much growth.</w:t>
+        <w:t>Will the work change means: what is actually different on an ordinary Monday? New problems, new systems, new stakeholders, a new part of the business you can see.</w:t>
       </w:r>
     </w:p>
     <w:p>
@@ -637,7 +716,7 @@
           <w:i w:val="0"/>
           <w:sz w:val="24"/>
         </w:rPr>
-        <w:t>A lateral move into new problems, new decisions and clearer evidence can be much bigger than it looks.</w:t>
+        <w:t>Will my judgment expand means: what will I be trusted to notice, weigh, recommend, or own?</w:t>
       </w:r>
     </w:p>
     <w:p>
@@ -650,7 +729,7 @@
           <w:i w:val="0"/>
           <w:sz w:val="24"/>
         </w:rPr>
-        <w:t>Three clear yeses gives you a strong growth case. Two tells you what to investigate or negotiate. Zero or one does not automatically make the move wrong, but it may mean you are choosing it for something other than growth.</w:t>
+        <w:t>Will the evidence travel means: could I explain what changed without relying on internal acronyms, relationships, or reputation?</w:t>
       </w:r>
     </w:p>
     <w:p>
@@ -663,7 +742,20 @@
           <w:i w:val="0"/>
           <w:sz w:val="24"/>
         </w:rPr>
-        <w:t>Test the work, not the label.</w:t>
+        <w:t>Three clear yeses and the developmental case is strong. Two tells you which dimension to investigate or negotiate.</w:t>
+      </w:r>
+    </w:p>
+    <w:p>
+      <w:pPr>
+        <w:spacing w:before="0" w:after="180"/>
+      </w:pPr>
+      <w:r>
+        <w:rPr>
+          <w:b w:val="0"/>
+          <w:i w:val="0"/>
+          <w:sz w:val="24"/>
+        </w:rPr>
+        <w:t>Zero or one may be movement without much growth. That can still be the right choice. Just be accurate about what the work is giving you.</w:t>
       </w:r>
     </w:p>
     <w:p>
@@ -774,7 +866,7 @@
     </w:p>
     <w:p>
       <w:pPr>
-        <w:spacing w:before="0" w:after="160"/>
+        <w:spacing w:before="0" w:after="80"/>
       </w:pPr>
       <w:r>
         <w:rPr>
@@ -783,7 +875,21 @@
           <w:color w:val="5A6B82"/>
           <w:sz w:val="20"/>
         </w:rPr>
-        <w:t>Carried from the v1.0 package and updated: the three questions now use the v2.0 wording, and the closing line matches the new master.</w:t>
+        <w:t>Corrected for the September 9 lock. Wording aligned to the script's "test three things" and "the developmental case is strong," and the zero-or-one reading keeps the script's MAY BE.</w:t>
+      </w:r>
+    </w:p>
+    <w:p>
+      <w:pPr>
+        <w:spacing w:before="0" w:after="160"/>
+      </w:pPr>
+      <w:r>
+        <w:rPr>
+          <w:b w:val="0"/>
+          <w:i w:val="0"/>
+          <w:color w:val="5A6B82"/>
+          <w:sz w:val="20"/>
+        </w:rPr>
+        <w:t>Why this status: Two corrections. The hook said "ask three questions" where the script says "test three things," and the reading line said "a strong growth case" where the script now says the developmental case is strong. The three questions themselves are unchanged.</w:t>
       </w:r>
     </w:p>
     <w:p>
@@ -800,6 +906,25 @@
           <w:sz w:val="26"/>
         </w:rPr>
         <w:t>SHORT 3  ·  More Responsibility Is Not More Judgment</w:t>
+      </w:r>
+    </w:p>
+    <w:p>
+      <w:pPr>
+        <w:spacing w:after="80"/>
+      </w:pPr>
+      <w:r>
+        <w:rPr>
+          <w:b/>
+          <w:color w:val="8A6D1E"/>
+          <w:sz w:val="20"/>
+        </w:rPr>
+        <w:t xml:space="preserve">Status in this synchronization  </w:t>
+      </w:r>
+      <w:r>
+        <w:rPr>
+          <w:sz w:val="21"/>
+        </w:rPr>
+        <w:t>COPY UPDATE</w:t>
       </w:r>
     </w:p>
     <w:p>
@@ -947,7 +1072,7 @@
           <w:i w:val="0"/>
           <w:sz w:val="24"/>
         </w:rPr>
-        <w:t>More tasks can mean volume, coordination and absorption.</w:t>
+        <w:t>More tasks can mean volume, coordination, and absorption.</w:t>
       </w:r>
     </w:p>
     <w:p>
@@ -960,7 +1085,7 @@
           <w:i w:val="0"/>
           <w:sz w:val="24"/>
         </w:rPr>
-        <w:t>More judgment means you have to interpret incomplete information, weigh tradeoffs, recommend a direction, influence people with different incentives, or own the consequence when the instructions stop being clear.</w:t>
+        <w:t>More judgment means interpreting incomplete information, weighing tradeoffs, recommending a direction, or owning the consequence when the instructions stop being clear.</w:t>
       </w:r>
     </w:p>
     <w:p>
@@ -973,7 +1098,7 @@
           <w:i w:val="0"/>
           <w:sz w:val="24"/>
         </w:rPr>
-        <w:t>Preparing a report is work. Deciding which pattern in the report needs attention, and recommending what happens next, is a different kind of work.</w:t>
+        <w:t>Preparing a report is work. Deciding which pattern in the report matters, explaining the consequence, and recommending what happens next requires different judgment.</w:t>
       </w:r>
     </w:p>
     <w:p>
@@ -986,7 +1111,7 @@
           <w:i w:val="0"/>
           <w:sz w:val="24"/>
         </w:rPr>
-        <w:t>Neither one is unimportant. The question is what the work is training you to do when the next situation is not identical to the last one.</w:t>
+        <w:t>So before an internal move, ask which decisions belong to the role.</w:t>
       </w:r>
     </w:p>
     <w:p>
@@ -999,7 +1124,20 @@
           <w:i w:val="0"/>
           <w:sz w:val="24"/>
         </w:rPr>
-        <w:t>So before an internal move, ask which decisions will actually belong to you.</w:t>
+        <w:t>And check the authority around that judgment. If you are accountable for an outcome but cannot influence the decisions, priorities, resources, or people that produce it, keep investigating.</w:t>
+      </w:r>
+    </w:p>
+    <w:p>
+      <w:pPr>
+        <w:spacing w:before="0" w:after="180"/>
+      </w:pPr>
+      <w:r>
+        <w:rPr>
+          <w:b w:val="0"/>
+          <w:i w:val="0"/>
+          <w:sz w:val="24"/>
+        </w:rPr>
+        <w:t>If the answer is simply, you will have more to manage, that is not enough information.</w:t>
       </w:r>
     </w:p>
     <w:p>
@@ -1029,7 +1167,7 @@
           <w:color w:val="112345"/>
           <w:sz w:val="24"/>
         </w:rPr>
-        <w:t>Ask which decisions will actually belong to you.</w:t>
+        <w:t>That is not enough information.</w:t>
       </w:r>
     </w:p>
     <w:p>
@@ -1110,7 +1248,7 @@
     </w:p>
     <w:p>
       <w:pPr>
-        <w:spacing w:before="0" w:after="160"/>
+        <w:spacing w:before="0" w:after="80"/>
       </w:pPr>
       <w:r>
         <w:rPr>
@@ -1119,7 +1257,21 @@
           <w:color w:val="5A6B82"/>
           <w:sz w:val="20"/>
         </w:rPr>
-        <w:t>Carried from v1.0 and tightened to the v2.0 wording.</w:t>
+        <w:t>Corrected for the September 9 lock. The removed example and the removed "neither one is unimportant" line are gone; the authority check the script adds is now included.</w:t>
+      </w:r>
+    </w:p>
+    <w:p>
+      <w:pPr>
+        <w:spacing w:before="0" w:after="160"/>
+      </w:pPr>
+      <w:r>
+        <w:rPr>
+          <w:b w:val="0"/>
+          <w:i w:val="0"/>
+          <w:color w:val="5A6B82"/>
+          <w:sz w:val="20"/>
+        </w:rPr>
+        <w:t>Why this status: Obsolete reference. The Short carried "neither one is unimportant" and a cross-functional meeting example, both of which the locked script removed. The report example and the core distinction remain and are kept.</w:t>
       </w:r>
     </w:p>
     <w:p>
@@ -1152,6 +1304,25 @@
           <w:sz w:val="26"/>
         </w:rPr>
         <w:t>SHORT 4  ·  The Ordinary Monday Test</w:t>
+      </w:r>
+    </w:p>
+    <w:p>
+      <w:pPr>
+        <w:spacing w:after="80"/>
+      </w:pPr>
+      <w:r>
+        <w:rPr>
+          <w:b/>
+          <w:color w:val="8A6D1E"/>
+          <w:sz w:val="20"/>
+        </w:rPr>
+        <w:t xml:space="preserve">Status in this synchronization  </w:t>
+      </w:r>
+      <w:r>
+        <w:rPr>
+          <w:sz w:val="21"/>
+        </w:rPr>
+        <w:t>COPY UPDATE</w:t>
       </w:r>
     </w:p>
     <w:p>
@@ -1312,7 +1483,7 @@
           <w:i w:val="0"/>
           <w:sz w:val="24"/>
         </w:rPr>
-        <w:t>Not whether the role is called strategic. Not whether the title sounds more senior.</w:t>
+        <w:t>Not whether the title sounds more senior. What will be different on a normal working day.</w:t>
       </w:r>
     </w:p>
     <w:p>
@@ -1325,7 +1496,7 @@
           <w:i w:val="0"/>
           <w:sz w:val="24"/>
         </w:rPr>
-        <w:t>What problems will you own? What systems will you learn? Which stakeholders will you have to influence? What part of the business will become visible from that seat?</w:t>
+        <w:t>Ask what problems you will own, what systems you will learn, which stakeholders you will have to influence, and what part of the business will become visible from the new seat.</w:t>
       </w:r>
     </w:p>
     <w:p>
@@ -1338,7 +1509,7 @@
           <w:i w:val="0"/>
           <w:sz w:val="24"/>
         </w:rPr>
-        <w:t>Words like strategic, visible and high impact sound attractive, but they do not tell you what you will actually become able to do.</w:t>
+        <w:t>A move can be significant even if the title barely changes. A new customer, operating model, regulation, or decision process can expand your range.</w:t>
       </w:r>
     </w:p>
     <w:p>
@@ -1351,7 +1522,20 @@
           <w:i w:val="0"/>
           <w:sz w:val="24"/>
         </w:rPr>
-        <w:t>If you cannot name what changes in the work, the title may be changing more than your career.</w:t>
+        <w:t>Words like strategic, visible, and high impact are not enough if nobody can tell you what will actually be different.</w:t>
+      </w:r>
+    </w:p>
+    <w:p>
+      <w:pPr>
+        <w:spacing w:before="0" w:after="180"/>
+      </w:pPr>
+      <w:r>
+        <w:rPr>
+          <w:b w:val="0"/>
+          <w:i w:val="0"/>
+          <w:sz w:val="24"/>
+        </w:rPr>
+        <w:t>If nobody can name it, the title may be changing more than your career.</w:t>
       </w:r>
     </w:p>
     <w:p>
@@ -1462,7 +1646,7 @@
     </w:p>
     <w:p>
       <w:pPr>
-        <w:spacing w:before="0" w:after="160"/>
+        <w:spacing w:before="0" w:after="80"/>
       </w:pPr>
       <w:r>
         <w:rPr>
@@ -1471,7 +1655,21 @@
           <w:color w:val="5A6B82"/>
           <w:sz w:val="20"/>
         </w:rPr>
-        <w:t>Carried from v1.0 and aligned to the v2.0 wording.</w:t>
+        <w:t>Corrected for the September 9 lock.</w:t>
+      </w:r>
+    </w:p>
+    <w:p>
+      <w:pPr>
+        <w:spacing w:before="0" w:after="160"/>
+      </w:pPr>
+      <w:r>
+        <w:rPr>
+          <w:b w:val="0"/>
+          <w:i w:val="0"/>
+          <w:color w:val="5A6B82"/>
+          <w:sz w:val="20"/>
+        </w:rPr>
+        <w:t>Why this status: Obsolete reference. The closing said words like strategic do not tell you what you will become able to do; the locked script now says they are not enough if nobody can tell you what will actually be different.</w:t>
       </w:r>
     </w:p>
     <w:p>
@@ -1488,6 +1686,25 @@
           <w:sz w:val="26"/>
         </w:rPr>
         <w:t>SHORT 5  ·  Will the Evidence Travel?</w:t>
+      </w:r>
+    </w:p>
+    <w:p>
+      <w:pPr>
+        <w:spacing w:after="80"/>
+      </w:pPr>
+      <w:r>
+        <w:rPr>
+          <w:b/>
+          <w:color w:val="8A6D1E"/>
+          <w:sz w:val="20"/>
+        </w:rPr>
+        <w:t xml:space="preserve">Status in this synchronization  </w:t>
+      </w:r>
+      <w:r>
+        <w:rPr>
+          <w:sz w:val="21"/>
+        </w:rPr>
+        <w:t>REBUILD</w:t>
       </w:r>
     </w:p>
     <w:p>
@@ -1563,7 +1780,7 @@
         <w:rPr>
           <w:sz w:val="21"/>
         </w:rPr>
-        <w:t>RESULT. JUDGMENT. RANGE.</w:t>
+        <w:t>WILL THE EVIDENCE TRAVEL?</w:t>
       </w:r>
     </w:p>
     <w:p>
@@ -1593,7 +1810,7 @@
           <w:color w:val="112345"/>
           <w:sz w:val="24"/>
         </w:rPr>
-        <w:t>Inside your company, everybody may know you are the person who can get something done.</w:t>
+        <w:t>Imagine that a year from now you are interviewing somewhere else.</w:t>
       </w:r>
     </w:p>
     <w:p>
@@ -1622,7 +1839,7 @@
           <w:i w:val="0"/>
           <w:sz w:val="24"/>
         </w:rPr>
-        <w:t>Inside your company, everybody may know you are the person who can get something done.</w:t>
+        <w:t>Imagine that a year from now you are interviewing somewhere else.</w:t>
       </w:r>
     </w:p>
     <w:p>
@@ -1635,7 +1852,7 @@
           <w:i w:val="0"/>
           <w:sz w:val="24"/>
         </w:rPr>
-        <w:t>Another employer does not inherit that reputation with you.</w:t>
+        <w:t>Could you explain what changed, without relying on internal acronyms, relationships, or reputation?</w:t>
       </w:r>
     </w:p>
     <w:p>
@@ -1648,7 +1865,7 @@
           <w:i w:val="0"/>
           <w:sz w:val="24"/>
         </w:rPr>
-        <w:t>So before an internal move, ask what evidence the role will produce that makes sense without the internal acronyms, relationships or history.</w:t>
+        <w:t>That is the third question to ask before you take an internal role. Will the evidence travel?</w:t>
       </w:r>
     </w:p>
     <w:p>
@@ -1661,7 +1878,7 @@
           <w:i w:val="0"/>
           <w:sz w:val="24"/>
         </w:rPr>
-        <w:t>I look for three things. Result: what changed. Judgment: what did you have to notice or decide. Range: what new context can you now handle.</w:t>
+        <w:t>You should be able to name four things: the problem, your role, the judgment you used, and the permitted result.</w:t>
       </w:r>
     </w:p>
     <w:p>
@@ -1674,7 +1891,7 @@
           <w:i w:val="0"/>
           <w:sz w:val="24"/>
         </w:rPr>
-        <w:t>And to be clear, portable evidence does not mean taking confidential material. It means being able to explain the problem, your role, the judgment you used and the permitted result.</w:t>
+        <w:t>I would look for three kinds of evidence. Result: what changed, improved, stabilized, or became possible. Judgment: what did you notice, weigh, recommend, or decide. Range: what new context or problem can you now handle.</w:t>
       </w:r>
     </w:p>
     <w:p>
@@ -1687,7 +1904,20 @@
           <w:i w:val="0"/>
           <w:sz w:val="24"/>
         </w:rPr>
-        <w:t>If you cannot explain what the move could prove, you may not yet understand what it is offering.</w:t>
+        <w:t>The strongest internal moves eventually let you say: I entered a new context, I was trusted to make this kind of judgment, here is what changed.</w:t>
+      </w:r>
+    </w:p>
+    <w:p>
+      <w:pPr>
+        <w:spacing w:before="0" w:after="180"/>
+      </w:pPr>
+      <w:r>
+        <w:rPr>
+          <w:b w:val="0"/>
+          <w:i w:val="0"/>
+          <w:sz w:val="24"/>
+        </w:rPr>
+        <w:t>So before you accept, ask how success is measured, and what a strong first year would let you point to.</w:t>
       </w:r>
     </w:p>
     <w:p>
@@ -1717,7 +1947,7 @@
           <w:color w:val="112345"/>
           <w:sz w:val="24"/>
         </w:rPr>
-        <w:t>You may not yet understand what it is offering.</w:t>
+        <w:t>Ask what a strong first year would let you point to.</w:t>
       </w:r>
     </w:p>
     <w:p>
@@ -1747,7 +1977,7 @@
           <w:color w:val="5A6B82"/>
           <w:sz w:val="21"/>
         </w:rPr>
-        <w:t>Hook on camera. Full-screen three-part reveal on result, judgment and range, camera hidden. Back to her for the confidentiality line, which should land on her face.</w:t>
+        <w:t>Camera for the thought experiment. Full-screen three-part reveal on result, judgment and range, camera hidden. Back to her for the close.</w:t>
       </w:r>
     </w:p>
     <w:p>
@@ -1777,7 +2007,7 @@
           <w:color w:val="5A6B82"/>
           <w:sz w:val="21"/>
         </w:rPr>
-        <w:t>One accent on the first of the three only.</w:t>
+        <w:t>One restrained click per evidence type.</w:t>
       </w:r>
     </w:p>
     <w:p>
@@ -1798,7 +2028,7 @@
     </w:p>
     <w:p>
       <w:pPr>
-        <w:spacing w:before="0" w:after="160"/>
+        <w:spacing w:before="0" w:after="80"/>
       </w:pPr>
       <w:r>
         <w:rPr>
@@ -1807,7 +2037,21 @@
           <w:color w:val="5A6B82"/>
           <w:sz w:val="20"/>
         </w:rPr>
-        <w:t>Carried from v1.0, with the confidentiality boundary added because the v2.0 master states it explicitly and a Short on evidence should not omit it.</w:t>
+        <w:t>Rebuilt for the September 9 lock. Nothing here suggests keeping confidential, proprietary, customer, employee or employer-owned material: the script's own phrase is the permitted result.</w:t>
+      </w:r>
+    </w:p>
+    <w:p>
+      <w:pPr>
+        <w:spacing w:before="0" w:after="160"/>
+      </w:pPr>
+      <w:r>
+        <w:rPr>
+          <w:b w:val="0"/>
+          <w:i w:val="0"/>
+          <w:color w:val="5A6B82"/>
+          <w:sz w:val="20"/>
+        </w:rPr>
+        <w:t>Why this status: Obsolete premise. The Short was built on "inside your company, everybody may know you are the person who can get something done, and another employer does not inherit that reputation," which the locked script removed, along with its explicit confidential-material sentence. Rebuilt on the interview thought experiment the script now uses, which carries the same boundary through the phrase "the permitted result."</w:t>
       </w:r>
     </w:p>
     <w:p>
@@ -1824,6 +2068,25 @@
           <w:sz w:val="26"/>
         </w:rPr>
         <w:t>SHORT 6  ·  You May Not Need to Leave</w:t>
+      </w:r>
+    </w:p>
+    <w:p>
+      <w:pPr>
+        <w:spacing w:after="80"/>
+      </w:pPr>
+      <w:r>
+        <w:rPr>
+          <w:b/>
+          <w:color w:val="8A6D1E"/>
+          <w:sz w:val="20"/>
+        </w:rPr>
+        <w:t xml:space="preserve">Status in this synchronization  </w:t>
+      </w:r>
+      <w:r>
+        <w:rPr>
+          <w:sz w:val="21"/>
+        </w:rPr>
+        <w:t>COPY UPDATE</w:t>
       </w:r>
     </w:p>
     <w:p>
@@ -1929,7 +2192,7 @@
           <w:color w:val="112345"/>
           <w:sz w:val="24"/>
         </w:rPr>
-        <w:t>You may not need to leave your company to build a very different career chapter.</w:t>
+        <w:t>You may not need to leave. But the work does need to change.</w:t>
       </w:r>
     </w:p>
     <w:p>
@@ -1958,7 +2221,7 @@
           <w:i w:val="0"/>
           <w:sz w:val="24"/>
         </w:rPr>
-        <w:t>You may not need to leave your company to build a very different career chapter.</w:t>
+        <w:t>You may not need to leave. But the work does need to change.</w:t>
       </w:r>
     </w:p>
     <w:p>
@@ -1971,7 +2234,7 @@
           <w:i w:val="0"/>
           <w:sz w:val="24"/>
         </w:rPr>
-        <w:t>If an internal move gives you access to different work, stronger judgment, and evidence you can use outside the current context, the familiarity of the organization can actually become leverage.</w:t>
+        <w:t>An internal move can absolutely be a real career move. The employer is only one part of the context.</w:t>
       </w:r>
     </w:p>
     <w:p>
@@ -1984,7 +2247,7 @@
           <w:i w:val="0"/>
           <w:sz w:val="24"/>
         </w:rPr>
-        <w:t>But internal is not automatically better. Your company may not contain the work you need. Your old reputation may follow you into the next team. Access may be blocked by the manager you already have.</w:t>
+        <w:t>The work, the decisions, the stakeholders, the systems, and the evidence can change even when the logo does not.</w:t>
       </w:r>
     </w:p>
     <w:p>
@@ -1997,7 +2260,7 @@
           <w:i w:val="0"/>
           <w:sz w:val="24"/>
         </w:rPr>
-        <w:t>And do not assume the outside option wins just because it is outside. A new employer can give you a new logo and the same work.</w:t>
+        <w:t>And do not assume the external option automatically wins. A new employer can give you a new logo and the same work.</w:t>
       </w:r>
     </w:p>
     <w:p>
@@ -2010,7 +2273,20 @@
           <w:i w:val="0"/>
           <w:sz w:val="24"/>
         </w:rPr>
-        <w:t>The question is not internal versus external. It is which option gives you the better work to build from.</w:t>
+        <w:t>Compare the actual access to different work, stronger judgment, and clearer evidence.</w:t>
+      </w:r>
+    </w:p>
+    <w:p>
+      <w:pPr>
+        <w:spacing w:before="0" w:after="180"/>
+      </w:pPr>
+      <w:r>
+        <w:rPr>
+          <w:b w:val="0"/>
+          <w:i w:val="0"/>
+          <w:sz w:val="24"/>
+        </w:rPr>
+        <w:t>That comparison is the decision. Not internal versus external.</w:t>
       </w:r>
     </w:p>
     <w:p>
@@ -2134,7 +2410,7 @@
     </w:p>
     <w:p>
       <w:pPr>
-        <w:spacing w:before="0" w:after="160"/>
+        <w:spacing w:before="0" w:after="80"/>
       </w:pPr>
       <w:r>
         <w:rPr>
@@ -2143,7 +2419,21 @@
           <w:color w:val="5A6B82"/>
           <w:sz w:val="20"/>
         </w:rPr>
-        <w:t>Carried from v1.0. The v1.0 version ended on internal versus external being the wrong first question; it now ends on the master's strongest spoken line, which the brief names.</w:t>
+        <w:t>Corrected for the September 9 lock. Now opens and closes on the script's own line.</w:t>
+      </w:r>
+    </w:p>
+    <w:p>
+      <w:pPr>
+        <w:spacing w:before="0" w:after="160"/>
+      </w:pPr>
+      <w:r>
+        <w:rPr>
+          <w:b w:val="0"/>
+          <w:i w:val="0"/>
+          <w:color w:val="5A6B82"/>
+          <w:sz w:val="20"/>
+        </w:rPr>
+        <w:t>Why this status: The Short expanded the script's line into "you may not need to leave your company to build a very different career chapter." The locked script says it twice, exactly, as "You may not need to leave. But the work does need to change." Tightened to the spoken line.</w:t>
       </w:r>
     </w:p>
     <w:sectPr>
